--- a/rozbory_andy/Autoři/Shakespeare, William/Romeo a Julie.docx
+++ b/rozbory_andy/Autoři/Shakespeare, William/Romeo a Julie.docx
@@ -44,24 +44,95 @@
       </w:r>
     </w:p>
     <w:p>
-      <w:r>
-        <w:rPr>
-          <w:b/>
-          <w:bCs/>
-        </w:rPr>
-        <w:t xml:space="preserve">Autorovo zasazení: </w:t>
-      </w:r>
-      <w:r>
-        <w:t xml:space="preserve">Anglická renesance </w:t>
-      </w:r>
-      <w:r>
-        <w:t>(láska, užívají si pozem</w:t>
-      </w:r>
-      <w:r>
-        <w:t>s</w:t>
-      </w:r>
-      <w:r>
-        <w:t>ký život)</w:t>
+      <w:pPr>
+        <w:rPr>
+          <w:b/>
+          <w:bCs/>
+        </w:rPr>
+      </w:pPr>
+      <w:r>
+        <w:rPr>
+          <w:b/>
+          <w:bCs/>
+        </w:rPr>
+        <w:t>Autorovo zasazení:</w:t>
+      </w:r>
+    </w:p>
+    <w:p>
+      <w:pPr>
+        <w:pStyle w:val="Odstavecseseznamem"/>
+        <w:numPr>
+          <w:ilvl w:val="0"/>
+          <w:numId w:val="2"/>
+        </w:numPr>
+      </w:pPr>
+      <w:r>
+        <w:rPr>
+          <w:b/>
+          <w:bCs/>
+        </w:rPr>
+        <w:t>R</w:t>
+      </w:r>
+      <w:r>
+        <w:rPr>
+          <w:b/>
+          <w:bCs/>
+        </w:rPr>
+        <w:t>enesance</w:t>
+      </w:r>
+      <w:r>
+        <w:t xml:space="preserve"> </w:t>
+      </w:r>
+      <w:r>
+        <w:t>(</w:t>
+      </w:r>
+      <w:r>
+        <w:t>Myšlenkový směr, který se odvrací od středověkého boha a zaměřuje se na člověka, jeho pozemský život, city, rozum a právo na štěstí a svobodu.</w:t>
+      </w:r>
+      <w:r>
+        <w:t xml:space="preserve"> [</w:t>
+      </w:r>
+      <w:r>
+        <w:rPr>
+          <w:b/>
+          <w:bCs/>
+        </w:rPr>
+        <w:t>Individuální láska:</w:t>
+      </w:r>
+      <w:r>
+        <w:t xml:space="preserve"> Romeo a Julie nechtějí poslouchat své rodiny (tradiční autority), ale jdou za svým vlastním citem – to je typicky renesanční postoj.</w:t>
+      </w:r>
+      <w:r>
+        <w:t xml:space="preserve"> </w:t>
+      </w:r>
+      <w:r>
+        <w:rPr>
+          <w:b/>
+          <w:bCs/>
+        </w:rPr>
+        <w:t>Pozemskost:</w:t>
+      </w:r>
+      <w:r>
+        <w:t xml:space="preserve"> Postavy mluví o vášni, kráse těla a touze, neřeší jen posmrtný život.</w:t>
+      </w:r>
+      <w:r>
+        <w:t xml:space="preserve"> </w:t>
+      </w:r>
+      <w:r>
+        <w:rPr>
+          <w:b/>
+          <w:bCs/>
+        </w:rPr>
+        <w:t>Racionální i emotivní postavy:</w:t>
+      </w:r>
+      <w:r>
+        <w:t xml:space="preserve"> Shakespeare postavy nečernobílí; i mnich Vavřinec se snaží situaci řešit rozumem a pomocí přírodních věd (lektvar).</w:t>
+      </w:r>
+      <w:r>
+        <w:t>]</w:t>
+      </w:r>
+      <w:r>
+        <w:t>)</w:t>
       </w:r>
     </w:p>
     <w:p>
@@ -241,13 +312,8 @@
         <w:t>Nešťastný osud dvou milenců, pocházejících ze znepřátelených rodů (spor</w:t>
       </w:r>
       <w:r>
-        <w:t xml:space="preserve"> mezi Monteky a </w:t>
-      </w:r>
-      <w:proofErr w:type="spellStart"/>
-      <w:r>
-        <w:t>Capulety</w:t>
-      </w:r>
-      <w:proofErr w:type="spellEnd"/>
+        <w:t xml:space="preserve"> mezi Monteky a Capulety</w:t>
+      </w:r>
       <w:r>
         <w:t>)</w:t>
       </w:r>
@@ -431,21 +497,12 @@
           <w:bCs/>
         </w:rPr>
       </w:pPr>
-      <w:proofErr w:type="spellStart"/>
-      <w:r>
-        <w:rPr>
-          <w:b/>
-          <w:bCs/>
-        </w:rPr>
-        <w:t>Tybalt</w:t>
-      </w:r>
-      <w:proofErr w:type="spellEnd"/>
-      <w:r>
-        <w:rPr>
-          <w:b/>
-          <w:bCs/>
-        </w:rPr>
-        <w:t xml:space="preserve">: </w:t>
+      <w:r>
+        <w:rPr>
+          <w:b/>
+          <w:bCs/>
+        </w:rPr>
+        <w:t xml:space="preserve">Tybalt: </w:t>
       </w:r>
       <w:r>
         <w:t>B</w:t>
@@ -466,21 +523,12 @@
           <w:bCs/>
         </w:rPr>
       </w:pPr>
-      <w:proofErr w:type="spellStart"/>
-      <w:r>
-        <w:rPr>
-          <w:b/>
-          <w:bCs/>
-        </w:rPr>
-        <w:t>Benvolio</w:t>
-      </w:r>
-      <w:proofErr w:type="spellEnd"/>
-      <w:r>
-        <w:rPr>
-          <w:b/>
-          <w:bCs/>
-        </w:rPr>
-        <w:t xml:space="preserve">: </w:t>
+      <w:r>
+        <w:rPr>
+          <w:b/>
+          <w:bCs/>
+        </w:rPr>
+        <w:t xml:space="preserve">Benvolio: </w:t>
       </w:r>
       <w:r>
         <w:t>P</w:t>
@@ -501,33 +549,19 @@
           <w:bCs/>
         </w:rPr>
       </w:pPr>
-      <w:proofErr w:type="spellStart"/>
-      <w:r>
-        <w:rPr>
-          <w:b/>
-          <w:bCs/>
-        </w:rPr>
-        <w:t>Merkucio</w:t>
-      </w:r>
-      <w:proofErr w:type="spellEnd"/>
-      <w:r>
-        <w:rPr>
-          <w:b/>
-          <w:bCs/>
-        </w:rPr>
-        <w:t xml:space="preserve">: </w:t>
+      <w:r>
+        <w:rPr>
+          <w:b/>
+          <w:bCs/>
+        </w:rPr>
+        <w:t xml:space="preserve">Merkucio: </w:t>
       </w:r>
       <w:r>
         <w:t>Příbuzný vévodův a přítel Romeův</w:t>
       </w:r>
       <w:r>
-        <w:t xml:space="preserve">, zabit </w:t>
-      </w:r>
-      <w:proofErr w:type="spellStart"/>
-      <w:r>
-        <w:t>Tybaltem</w:t>
-      </w:r>
-      <w:proofErr w:type="spellEnd"/>
+        <w:t>, zabit Tybaltem</w:t>
+      </w:r>
     </w:p>
     <w:p>
       <w:pPr>
@@ -554,6 +588,7 @@
           <w:b/>
           <w:bCs/>
         </w:rPr>
+        <w:lastRenderedPageBreak/>
         <w:t xml:space="preserve">Typy promluv: </w:t>
       </w:r>
       <w:r>
@@ -587,232 +622,30 @@
       <w:r>
         <w:t>verš</w:t>
       </w:r>
-    </w:p>
-    <w:p>
-      <w:r>
-        <w:rPr>
-          <w:b/>
-          <w:bCs/>
-        </w:rPr>
+      <w:r>
         <w:br/>
       </w:r>
       <w:r>
-        <w:rPr>
-          <w:b/>
-          <w:bCs/>
-        </w:rPr>
         <w:br/>
       </w:r>
       <w:r>
+        <w:rPr>
+          <w:b/>
+          <w:bCs/>
+        </w:rPr>
+        <w:t>Děj</w:t>
+      </w:r>
+      <w:r>
         <w:br/>
       </w:r>
       <w:r>
-        <w:br/>
-      </w:r>
-      <w:r>
-        <w:lastRenderedPageBreak/>
-        <w:br/>
-      </w:r>
-      <w:r>
-        <w:br/>
-      </w:r>
-      <w:r>
-        <w:br/>
-      </w:r>
-      <w:r>
-        <w:rPr>
-          <w:b/>
-          <w:bCs/>
-        </w:rPr>
-        <w:t>Děj</w:t>
-      </w:r>
-      <w:r>
-        <w:br/>
-      </w:r>
-      <w:r>
-        <w:t xml:space="preserve">Příběh vypráví o sporu dvou rodů – Kapuletů a </w:t>
-      </w:r>
-      <w:proofErr w:type="spellStart"/>
-      <w:r>
-        <w:t>Montéků</w:t>
-      </w:r>
-      <w:proofErr w:type="spellEnd"/>
-      <w:r>
-        <w:t xml:space="preserve">. Mladý </w:t>
-      </w:r>
-      <w:proofErr w:type="spellStart"/>
-      <w:r>
-        <w:t>Monték</w:t>
-      </w:r>
-      <w:proofErr w:type="spellEnd"/>
-      <w:r>
-        <w:t xml:space="preserve"> Romeo na začátku příběhu trpí nešťastnou láskou – je zamilovaný do Veronské krasavice </w:t>
-      </w:r>
-      <w:proofErr w:type="spellStart"/>
-      <w:r>
-        <w:t>Rosaliny</w:t>
-      </w:r>
-      <w:proofErr w:type="spellEnd"/>
-      <w:r>
-        <w:t xml:space="preserve">, která však jeho city neopětuje. Jednoho dne se dostane Romeovi, od sluhy Kapuletů, který neumí číst, seznam hostů na banket, kde by měla být i </w:t>
-      </w:r>
-      <w:proofErr w:type="spellStart"/>
-      <w:r>
-        <w:t>Rosalina</w:t>
-      </w:r>
-      <w:proofErr w:type="spellEnd"/>
-      <w:r>
-        <w:t xml:space="preserve">. Jelikož ji chce Romeo vidět, tak se společně s </w:t>
-      </w:r>
-      <w:proofErr w:type="spellStart"/>
-      <w:r>
-        <w:t>Benvoliem</w:t>
-      </w:r>
-      <w:proofErr w:type="spellEnd"/>
-      <w:r>
-        <w:t xml:space="preserve"> (</w:t>
-      </w:r>
-      <w:proofErr w:type="spellStart"/>
-      <w:r>
-        <w:t>Montekův</w:t>
-      </w:r>
-      <w:proofErr w:type="spellEnd"/>
-      <w:r>
-        <w:t xml:space="preserve"> synovec) a </w:t>
-      </w:r>
-      <w:proofErr w:type="spellStart"/>
-      <w:r>
-        <w:t>Merkuciem</w:t>
-      </w:r>
-      <w:proofErr w:type="spellEnd"/>
-      <w:r>
-        <w:t xml:space="preserve"> (příbuzný knížete) rozhodnou, že na banket dorazí v maskách. Na banketu je i čtrnáctiletá </w:t>
-      </w:r>
-      <w:proofErr w:type="spellStart"/>
-      <w:r>
-        <w:t>Kapuletova</w:t>
-      </w:r>
-      <w:proofErr w:type="spellEnd"/>
-      <w:r>
-        <w:t xml:space="preserve"> dcera – Julie. Hned jak ji Romeo spatří, tak zapomene na </w:t>
-      </w:r>
-      <w:proofErr w:type="spellStart"/>
-      <w:r>
-        <w:t>Rosalinu</w:t>
-      </w:r>
-      <w:proofErr w:type="spellEnd"/>
-      <w:r>
-        <w:t xml:space="preserve"> a zamiluje se do Julie. Láska je oboustranná. Problém je ale v tom, že jejich rody jsou znepřátelené a že Kapulet zamýšlí provdat Julii za bohatého Parise. </w:t>
-      </w:r>
-      <w:proofErr w:type="spellStart"/>
-      <w:r>
-        <w:t>Tybalt</w:t>
-      </w:r>
-      <w:proofErr w:type="spellEnd"/>
-      <w:r>
-        <w:t xml:space="preserve"> (synovec Kapuleta) však Romeo odhalí a chce ho potrestat, Kapulet mu to však zarazí. Po skončení banketu Julie vystoupí na balkon a začne do tmy vyznávat Romeovi lásku. Romeo, který ji opodál uslyší ji ujistí o svých citech. Domluví se, že se druhý den tajně vezmou. Romeo běží za otcem Vavřincem, který slíbí, že je oddá. Druhý den probíhá tajná svatba. Mezitím mají na ulici spor </w:t>
-      </w:r>
-      <w:proofErr w:type="spellStart"/>
-      <w:r>
-        <w:t>Benvolio</w:t>
-      </w:r>
-      <w:proofErr w:type="spellEnd"/>
-      <w:r>
-        <w:t xml:space="preserve"> a </w:t>
-      </w:r>
-      <w:proofErr w:type="spellStart"/>
-      <w:r>
-        <w:t>Merkucio</w:t>
-      </w:r>
-      <w:proofErr w:type="spellEnd"/>
-      <w:r>
-        <w:t xml:space="preserve"> s </w:t>
-      </w:r>
-      <w:proofErr w:type="spellStart"/>
-      <w:r>
-        <w:t>Tybaltem</w:t>
-      </w:r>
-      <w:proofErr w:type="spellEnd"/>
-      <w:r>
-        <w:t xml:space="preserve">. Do toho přijde Romeo a spor se vyhrotí. </w:t>
-      </w:r>
-      <w:proofErr w:type="spellStart"/>
-      <w:r>
-        <w:t>Tybalt</w:t>
-      </w:r>
-      <w:proofErr w:type="spellEnd"/>
-      <w:r>
-        <w:t xml:space="preserve"> a </w:t>
-      </w:r>
-      <w:proofErr w:type="spellStart"/>
-      <w:r>
-        <w:t>Merkucio</w:t>
-      </w:r>
-      <w:proofErr w:type="spellEnd"/>
-      <w:r>
-        <w:t xml:space="preserve"> se do sebe pustí a </w:t>
-      </w:r>
-      <w:proofErr w:type="spellStart"/>
-      <w:r>
-        <w:t>Tybalt</w:t>
-      </w:r>
-      <w:proofErr w:type="spellEnd"/>
+        <w:t>Příběh vypráví o sporu dvou rodů – Kapuletů a Montéků. Mladý Monték Romeo na začátku příběhu trpí nešťastnou láskou – je zamilovaný do Veronské krasavice Rosaliny, která však jeho city neopětuje. Jednoho dne se dostane Romeovi, od sluhy Kapuletů, který neumí číst, seznam hostů na banket, kde by měla být i Rosalina. Jelikož ji chce Romeo vidět, tak se společně s Benvoliem (Montekův synovec) a Merkuciem (příbuzný knížete) rozhodnou, že na banket dorazí v maskách. Na banketu je i čtrnáctiletá Kapuletova dcera – Julie. Hned jak ji Romeo spatří, tak zapomene na Rosalinu a zamiluje se do Julie. Láska je oboustranná. Problém je ale v tom, že jejich rody jsou znepřátelené a že Kapulet zamýšlí provdat Julii za bohatého Parise. Tybalt (synovec Kapuleta) však Romeo odhalí a chce ho potrestat, Kapulet mu to však zarazí. Po skončení banketu Julie vystoupí na balkon a začne do tmy vyznávat Romeovi lásku. Romeo, který ji opodál uslyší ji ujistí o svých citech. Domluví se, že se druhý den tajně vezmou. Romeo běží za otcem Vavřincem, který slíbí, že je oddá. Druhý den probíhá tajná svatba. Mezitím mají na ulici spor Benvolio a Merkucio s Tybaltem. Do toho přijde Romeo a spor se vyhrotí. Tybalt a Merkucio se do sebe pustí a Tybalt Merkucia zabije. Romeo se rozzuří a začne s Tybaltem šermovat a zabije ho. Za vraždu Tybalta je Romeo vyhoštěn z Verony, což je obrovská rána pro Julii. Tajně spolu stráví noc (chůva jim pomáhá) a Romeo druhý den odjíždí do Mantovy a slíbí si, že se brzy uvidí. Julie truchlí pro Romeo, ale zastírá to žalem pro Tybalta. Kapulet, aby zbavil Julii zármutku rozhodne, že si co nejrychleji vezme Parise. Julie v zoufalosti běží za otcem Vavřince a prosí ho, aby té svatbě zabránil nebo že se zabije. Otec Vavřinec jí proto dá uspávací lektvar, který si má Julie vzít v předvečer svatby a po němž bude vypadat jako mrtvá. Lektvar bude fungovat jen 42 hodin. Mezitím Vavřinec pošle vzkaz Romeovi do Mantovy a společně vyzvednou po pohřbu probouzející se Julii v rodinné hrobce. Julie si tedy lektvar vezme a v noci před svatbou ho vypije.</w:t>
+      </w:r>
       <w:r>
         <w:t xml:space="preserve"> </w:t>
       </w:r>
-      <w:proofErr w:type="spellStart"/>
-      <w:r>
-        <w:t>Merkucia</w:t>
-      </w:r>
-      <w:proofErr w:type="spellEnd"/>
-      <w:r>
-        <w:t xml:space="preserve"> zabije. Romeo se rozzuří a začne s </w:t>
-      </w:r>
-      <w:proofErr w:type="spellStart"/>
-      <w:r>
-        <w:t>Tybaltem</w:t>
-      </w:r>
-      <w:proofErr w:type="spellEnd"/>
-      <w:r>
-        <w:t xml:space="preserve"> šermovat a zabije ho. Za vraždu </w:t>
-      </w:r>
-      <w:proofErr w:type="spellStart"/>
-      <w:r>
-        <w:t>Tybalta</w:t>
-      </w:r>
-      <w:proofErr w:type="spellEnd"/>
-      <w:r>
-        <w:t xml:space="preserve"> je Romeo vyhoštěn z Verony, což je obrovská rána pro Julii. Tajně spolu stráví noc (chůva jim pomáhá) a Romeo druhý den odjíždí do Mantovy a slíbí si, že se brzy uvidí. Julie truchlí pro Romeo, ale zastírá to žalem pro </w:t>
-      </w:r>
-      <w:proofErr w:type="spellStart"/>
-      <w:r>
-        <w:t>Tybalta</w:t>
-      </w:r>
-      <w:proofErr w:type="spellEnd"/>
-      <w:r>
-        <w:t>. Kapulet, aby zbavil Julii zármutku rozhodne, že si co nejrychleji vezme Parise. Julie v zoufalosti běží za otcem Vavřince a prosí ho, aby té svatbě zabránil nebo že se zabije. Otec Vavřinec jí proto dá uspávací lektvar, který si má Julie vzít v předvečer svatby a po němž bude vypadat jako mrtvá. Lektvar bude fungovat jen 42 hodin. Mezitím Vavřinec pošle vzkaz Romeovi do Mantovy a společně vyzvednou po pohřbu probouzející se Julii v rodinné hrobce. Julie si tedy lektvar vezme a v noci před svatbou ho vypije.</w:t>
-      </w:r>
-      <w:r>
-        <w:t xml:space="preserve"> </w:t>
-      </w:r>
-      <w:r>
-        <w:t xml:space="preserve">Ráno najde chůva Julii „mrtvou“. Koná se pohřeb. Celý pohřeb vidí </w:t>
-      </w:r>
-      <w:proofErr w:type="spellStart"/>
-      <w:r>
-        <w:t>Balthazar</w:t>
-      </w:r>
-      <w:proofErr w:type="spellEnd"/>
-      <w:r>
-        <w:t xml:space="preserve">, </w:t>
-      </w:r>
-      <w:proofErr w:type="spellStart"/>
-      <w:r>
-        <w:t>Romeúv</w:t>
-      </w:r>
-      <w:proofErr w:type="spellEnd"/>
-      <w:r>
-        <w:t xml:space="preserve"> sluha, kterého Romeo poslal do Verony, aby mu přinášel novinky. Baltaza</w:t>
+      <w:r>
+        <w:t>Ráno najde chůva Julii „mrtvou“. Koná se pohřeb. Celý pohřeb vidí Balthazar, Romeúv sluha, kterého Romeo poslal do Verony, aby mu přinášel novinky. Baltaza</w:t>
       </w:r>
       <w:r>
         <w:t>r</w:t>
@@ -824,15 +657,7 @@
         <w:t>ř</w:t>
       </w:r>
       <w:r>
-        <w:t xml:space="preserve">inec ji přemlouvá, aby to nedělala a odešla s ním. Julie to odmítá a vezme od Romeova těla dýku a probodne se. Zatím na místo přicházejí jak Kapuleti, tak </w:t>
-      </w:r>
-      <w:proofErr w:type="spellStart"/>
-      <w:r>
-        <w:t>Montékové</w:t>
-      </w:r>
-      <w:proofErr w:type="spellEnd"/>
-      <w:r>
-        <w:t>. Když zjistí, co se stalo, tak pochopí hloupost jejich sporu a usmíří se. Rozhodnou se, že vystaví zlaté sochy Romeo a Julie ve Veroně. Až tragická smrt jejich dětí jim ukáže, jak malicherný jejich spor byl.</w:t>
+        <w:t>inec ji přemlouvá, aby to nedělala a odešla s ním. Julie to odmítá a vezme od Romeova těla dýku a probodne se. Zatím na místo přicházejí jak Kapuleti, tak Montékové. Když zjistí, co se stalo, tak pochopí hloupost jejich sporu a usmíří se. Rozhodnou se, že vystaví zlaté sochy Romeo a Julie ve Veroně. Až tragická smrt jejich dětí jim ukáže, jak malicherný jejich spor byl.</w:t>
       </w:r>
     </w:p>
     <w:p>
@@ -970,8 +795,124 @@
       </w:rPr>
     </w:lvl>
   </w:abstractNum>
+  <w:abstractNum w:abstractNumId="1" w15:restartNumberingAfterBreak="0">
+    <w:nsid w:val="26780EF0"/>
+    <w:multiLevelType w:val="hybridMultilevel"/>
+    <w:tmpl w:val="D0B42194"/>
+    <w:lvl w:ilvl="0" w:tplc="83D04F76">
+      <w:numFmt w:val="bullet"/>
+      <w:lvlText w:val="-"/>
+      <w:lvlJc w:val="left"/>
+      <w:pPr>
+        <w:ind w:left="720" w:hanging="360"/>
+      </w:pPr>
+      <w:rPr>
+        <w:rFonts w:ascii="Aptos" w:eastAsiaTheme="minorHAnsi" w:hAnsi="Aptos" w:cstheme="minorBidi" w:hint="default"/>
+        <w:b/>
+      </w:rPr>
+    </w:lvl>
+    <w:lvl w:ilvl="1" w:tplc="04050003" w:tentative="1">
+      <w:start w:val="1"/>
+      <w:numFmt w:val="bullet"/>
+      <w:lvlText w:val="o"/>
+      <w:lvlJc w:val="left"/>
+      <w:pPr>
+        <w:ind w:left="1440" w:hanging="360"/>
+      </w:pPr>
+      <w:rPr>
+        <w:rFonts w:ascii="Courier New" w:hAnsi="Courier New" w:cs="Courier New" w:hint="default"/>
+      </w:rPr>
+    </w:lvl>
+    <w:lvl w:ilvl="2" w:tplc="04050005" w:tentative="1">
+      <w:start w:val="1"/>
+      <w:numFmt w:val="bullet"/>
+      <w:lvlText w:val=""/>
+      <w:lvlJc w:val="left"/>
+      <w:pPr>
+        <w:ind w:left="2160" w:hanging="360"/>
+      </w:pPr>
+      <w:rPr>
+        <w:rFonts w:ascii="Wingdings" w:hAnsi="Wingdings" w:hint="default"/>
+      </w:rPr>
+    </w:lvl>
+    <w:lvl w:ilvl="3" w:tplc="04050001" w:tentative="1">
+      <w:start w:val="1"/>
+      <w:numFmt w:val="bullet"/>
+      <w:lvlText w:val=""/>
+      <w:lvlJc w:val="left"/>
+      <w:pPr>
+        <w:ind w:left="2880" w:hanging="360"/>
+      </w:pPr>
+      <w:rPr>
+        <w:rFonts w:ascii="Symbol" w:hAnsi="Symbol" w:hint="default"/>
+      </w:rPr>
+    </w:lvl>
+    <w:lvl w:ilvl="4" w:tplc="04050003" w:tentative="1">
+      <w:start w:val="1"/>
+      <w:numFmt w:val="bullet"/>
+      <w:lvlText w:val="o"/>
+      <w:lvlJc w:val="left"/>
+      <w:pPr>
+        <w:ind w:left="3600" w:hanging="360"/>
+      </w:pPr>
+      <w:rPr>
+        <w:rFonts w:ascii="Courier New" w:hAnsi="Courier New" w:cs="Courier New" w:hint="default"/>
+      </w:rPr>
+    </w:lvl>
+    <w:lvl w:ilvl="5" w:tplc="04050005" w:tentative="1">
+      <w:start w:val="1"/>
+      <w:numFmt w:val="bullet"/>
+      <w:lvlText w:val=""/>
+      <w:lvlJc w:val="left"/>
+      <w:pPr>
+        <w:ind w:left="4320" w:hanging="360"/>
+      </w:pPr>
+      <w:rPr>
+        <w:rFonts w:ascii="Wingdings" w:hAnsi="Wingdings" w:hint="default"/>
+      </w:rPr>
+    </w:lvl>
+    <w:lvl w:ilvl="6" w:tplc="04050001" w:tentative="1">
+      <w:start w:val="1"/>
+      <w:numFmt w:val="bullet"/>
+      <w:lvlText w:val=""/>
+      <w:lvlJc w:val="left"/>
+      <w:pPr>
+        <w:ind w:left="5040" w:hanging="360"/>
+      </w:pPr>
+      <w:rPr>
+        <w:rFonts w:ascii="Symbol" w:hAnsi="Symbol" w:hint="default"/>
+      </w:rPr>
+    </w:lvl>
+    <w:lvl w:ilvl="7" w:tplc="04050003" w:tentative="1">
+      <w:start w:val="1"/>
+      <w:numFmt w:val="bullet"/>
+      <w:lvlText w:val="o"/>
+      <w:lvlJc w:val="left"/>
+      <w:pPr>
+        <w:ind w:left="5760" w:hanging="360"/>
+      </w:pPr>
+      <w:rPr>
+        <w:rFonts w:ascii="Courier New" w:hAnsi="Courier New" w:cs="Courier New" w:hint="default"/>
+      </w:rPr>
+    </w:lvl>
+    <w:lvl w:ilvl="8" w:tplc="04050005" w:tentative="1">
+      <w:start w:val="1"/>
+      <w:numFmt w:val="bullet"/>
+      <w:lvlText w:val=""/>
+      <w:lvlJc w:val="left"/>
+      <w:pPr>
+        <w:ind w:left="6480" w:hanging="360"/>
+      </w:pPr>
+      <w:rPr>
+        <w:rFonts w:ascii="Wingdings" w:hAnsi="Wingdings" w:hint="default"/>
+      </w:rPr>
+    </w:lvl>
+  </w:abstractNum>
   <w:num w:numId="1" w16cid:durableId="1400784327">
     <w:abstractNumId w:val="0"/>
+  </w:num>
+  <w:num w:numId="2" w16cid:durableId="951982433">
+    <w:abstractNumId w:val="1"/>
   </w:num>
 </w:numbering>
 </file>
@@ -1892,6 +1833,19 @@
       <w:spacing w:val="5"/>
     </w:rPr>
   </w:style>
+  <w:style w:type="paragraph" w:styleId="Normlnweb">
+    <w:name w:val="Normal (Web)"/>
+    <w:basedOn w:val="Normln"/>
+    <w:uiPriority w:val="99"/>
+    <w:semiHidden/>
+    <w:unhideWhenUsed/>
+    <w:rsid w:val="000277C0"/>
+    <w:rPr>
+      <w:rFonts w:ascii="Times New Roman" w:hAnsi="Times New Roman" w:cs="Times New Roman"/>
+      <w:sz w:val="24"/>
+      <w:szCs w:val="24"/>
+    </w:rPr>
+  </w:style>
 </w:styles>
 </file>
 
